--- a/public/modelos/PCMD-W2-Manual-Estrategia-Manutencao-Exemplo.docx
+++ b/public/modelos/PCMD-W2-Manual-Estrategia-Manutencao-Exemplo.docx
@@ -38,14 +38,14 @@
       <w:pPr>
         <w:pStyle w:val="DestaquePCMD"/>
         <w:pBdr>
-          <w:left w:val="single" w:sz="24" w:space="6" w:color="0B3D63"/>
+          <w:left w:val="single" w:sz="24" w:space="6" w:color="0B2A5B"/>
         </w:pBdr>
         <w:shd w:val="clear" w:color="auto" w:fill="EEF2F8"/>
       </w:pPr>
       <w:r>
         <w:rPr>
           <w:rFonts w:ascii="Arial Black" w:hAnsi="Arial Black" w:cs="Arial Black"/>
-          <w:color w:val="0B3D63"/>
+          <w:color w:val="0B2A5B"/>
           <w:sz w:val="16"/>
         </w:rPr>
         <w:t xml:space="preserve">NOTA   </w:t>
@@ -69,14 +69,14 @@
       <w:pPr>
         <w:pStyle w:val="DestaquePCMD"/>
         <w:pBdr>
-          <w:left w:val="single" w:sz="24" w:space="6" w:color="0B3D63"/>
+          <w:left w:val="single" w:sz="24" w:space="6" w:color="0B2A5B"/>
         </w:pBdr>
         <w:shd w:val="clear" w:color="auto" w:fill="EEF2F8"/>
       </w:pPr>
       <w:r>
         <w:rPr>
           <w:rFonts w:ascii="Arial Black" w:hAnsi="Arial Black" w:cs="Arial Black"/>
-          <w:color w:val="0B3D63"/>
+          <w:color w:val="0B2A5B"/>
           <w:sz w:val="16"/>
         </w:rPr>
         <w:t xml:space="preserve">NOTA   </w:t>
@@ -91,7 +91,7 @@
         <w:keepNext/>
       </w:pPr>
       <w:r>
-        <w:t>Referências registradas (PCMD-01, aba Requisitos)</w:t>
+        <w:t>Referências registradas (PCMD-01, aba Cadastros)</w:t>
       </w:r>
     </w:p>
     <w:tbl>
@@ -134,7 +134,7 @@
             <w:tcW w:type="dxa" w:w="2948"/>
             <w:shd w:val="clear" w:color="auto" w:fill="DCE6F5"/>
             <w:tcBorders>
-              <w:bottom w:val="single" w:sz="8" w:space="0" w:color="0B3D63"/>
+              <w:bottom w:val="single" w:sz="8" w:space="0" w:color="0B2A5B"/>
             </w:tcBorders>
           </w:tcPr>
           <w:p>
@@ -145,7 +145,7 @@
             <w:r>
               <w:rPr>
                 <w:b/>
-                <w:color w:val="0B3D63"/>
+                <w:color w:val="0B2A5B"/>
               </w:rPr>
               <w:t>Referência</w:t>
             </w:r>
@@ -156,7 +156,7 @@
             <w:tcW w:type="dxa" w:w="1134"/>
             <w:shd w:val="clear" w:color="auto" w:fill="DCE6F5"/>
             <w:tcBorders>
-              <w:bottom w:val="single" w:sz="8" w:space="0" w:color="0B3D63"/>
+              <w:bottom w:val="single" w:sz="8" w:space="0" w:color="0B2A5B"/>
             </w:tcBorders>
           </w:tcPr>
           <w:p>
@@ -167,7 +167,7 @@
             <w:r>
               <w:rPr>
                 <w:b/>
-                <w:color w:val="0B3D63"/>
+                <w:color w:val="0B2A5B"/>
               </w:rPr>
               <w:t>Versão</w:t>
             </w:r>
@@ -178,7 +178,7 @@
             <w:tcW w:type="dxa" w:w="1304"/>
             <w:shd w:val="clear" w:color="auto" w:fill="DCE6F5"/>
             <w:tcBorders>
-              <w:bottom w:val="single" w:sz="8" w:space="0" w:color="0B3D63"/>
+              <w:bottom w:val="single" w:sz="8" w:space="0" w:color="0B2A5B"/>
             </w:tcBorders>
           </w:tcPr>
           <w:p>
@@ -189,7 +189,7 @@
             <w:r>
               <w:rPr>
                 <w:b/>
-                <w:color w:val="0B3D63"/>
+                <w:color w:val="0B2A5B"/>
               </w:rPr>
               <w:t>Data</w:t>
             </w:r>
@@ -200,7 +200,7 @@
             <w:tcW w:type="dxa" w:w="2665"/>
             <w:shd w:val="clear" w:color="auto" w:fill="DCE6F5"/>
             <w:tcBorders>
-              <w:bottom w:val="single" w:sz="8" w:space="0" w:color="0B3D63"/>
+              <w:bottom w:val="single" w:sz="8" w:space="0" w:color="0B2A5B"/>
             </w:tcBorders>
           </w:tcPr>
           <w:p>
@@ -211,7 +211,7 @@
             <w:r>
               <w:rPr>
                 <w:b/>
-                <w:color w:val="0B3D63"/>
+                <w:color w:val="0B2A5B"/>
               </w:rPr>
               <w:t>Fonte (HTTPS)</w:t>
             </w:r>
@@ -222,7 +222,7 @@
             <w:tcW w:type="dxa" w:w="1587"/>
             <w:shd w:val="clear" w:color="auto" w:fill="DCE6F5"/>
             <w:tcBorders>
-              <w:bottom w:val="single" w:sz="8" w:space="0" w:color="0B3D63"/>
+              <w:bottom w:val="single" w:sz="8" w:space="0" w:color="0B2A5B"/>
             </w:tcBorders>
           </w:tcPr>
           <w:p>
@@ -233,7 +233,7 @@
             <w:r>
               <w:rPr>
                 <w:b/>
-                <w:color w:val="0B3D63"/>
+                <w:color w:val="0B2A5B"/>
               </w:rPr>
               <w:t>Status</w:t>
             </w:r>
@@ -357,7 +357,7 @@
             <w:tcW w:type="dxa" w:w="2551"/>
             <w:shd w:val="clear" w:color="auto" w:fill="DCE6F5"/>
             <w:tcBorders>
-              <w:bottom w:val="single" w:sz="8" w:space="0" w:color="0B3D63"/>
+              <w:bottom w:val="single" w:sz="8" w:space="0" w:color="0B2A5B"/>
             </w:tcBorders>
           </w:tcPr>
           <w:p>
@@ -368,7 +368,7 @@
             <w:r>
               <w:rPr>
                 <w:b/>
-                <w:color w:val="0B3D63"/>
+                <w:color w:val="0B2A5B"/>
               </w:rPr>
               <w:t>Termo</w:t>
             </w:r>
@@ -379,7 +379,7 @@
             <w:tcW w:type="dxa" w:w="7087"/>
             <w:shd w:val="clear" w:color="auto" w:fill="DCE6F5"/>
             <w:tcBorders>
-              <w:bottom w:val="single" w:sz="8" w:space="0" w:color="0B3D63"/>
+              <w:bottom w:val="single" w:sz="8" w:space="0" w:color="0B2A5B"/>
             </w:tcBorders>
           </w:tcPr>
           <w:p>
@@ -390,7 +390,7 @@
             <w:r>
               <w:rPr>
                 <w:b/>
-                <w:color w:val="0B3D63"/>
+                <w:color w:val="0B2A5B"/>
               </w:rPr>
               <w:t>Definição</w:t>
             </w:r>
@@ -589,7 +589,7 @@
             <w:tcW w:type="dxa" w:w="2381"/>
             <w:shd w:val="clear" w:color="auto" w:fill="DCE6F5"/>
             <w:tcBorders>
-              <w:bottom w:val="single" w:sz="8" w:space="0" w:color="0B3D63"/>
+              <w:bottom w:val="single" w:sz="8" w:space="0" w:color="0B2A5B"/>
             </w:tcBorders>
           </w:tcPr>
           <w:p>
@@ -600,7 +600,7 @@
             <w:r>
               <w:rPr>
                 <w:b/>
-                <w:color w:val="0B3D63"/>
+                <w:color w:val="0B2A5B"/>
               </w:rPr>
               <w:t>Papel</w:t>
             </w:r>
@@ -611,7 +611,7 @@
             <w:tcW w:type="dxa" w:w="4989"/>
             <w:shd w:val="clear" w:color="auto" w:fill="DCE6F5"/>
             <w:tcBorders>
-              <w:bottom w:val="single" w:sz="8" w:space="0" w:color="0B3D63"/>
+              <w:bottom w:val="single" w:sz="8" w:space="0" w:color="0B2A5B"/>
             </w:tcBorders>
           </w:tcPr>
           <w:p>
@@ -622,7 +622,7 @@
             <w:r>
               <w:rPr>
                 <w:b/>
-                <w:color w:val="0B3D63"/>
+                <w:color w:val="0B2A5B"/>
               </w:rPr>
               <w:t>Responsabilidade</w:t>
             </w:r>
@@ -633,7 +633,7 @@
             <w:tcW w:type="dxa" w:w="2268"/>
             <w:shd w:val="clear" w:color="auto" w:fill="DCE6F5"/>
             <w:tcBorders>
-              <w:bottom w:val="single" w:sz="8" w:space="0" w:color="0B3D63"/>
+              <w:bottom w:val="single" w:sz="8" w:space="0" w:color="0B2A5B"/>
             </w:tcBorders>
           </w:tcPr>
           <w:p>
@@ -644,7 +644,7 @@
             <w:r>
               <w:rPr>
                 <w:b/>
-                <w:color w:val="0B3D63"/>
+                <w:color w:val="0B2A5B"/>
               </w:rPr>
               <w:t>Pessoa</w:t>
             </w:r>
@@ -787,7 +787,7 @@
               <w:pStyle w:val="TabelaPCMD"/>
             </w:pPr>
             <w:r>
-              <w:t>A definir</w:t>
+              <w:t>Pessoa A</w:t>
             </w:r>
           </w:p>
         </w:tc>
@@ -847,7 +847,7 @@
         <w:keepNext/>
       </w:pPr>
       <w:r>
-        <w:t>Pessoas ativas (PCMD-01, aba Pessoas)</w:t>
+        <w:t>Pessoas ativas (PCMD-01, aba Cadastros)</w:t>
       </w:r>
     </w:p>
     <w:tbl>
@@ -889,7 +889,7 @@
             <w:tcW w:type="dxa" w:w="2268"/>
             <w:shd w:val="clear" w:color="auto" w:fill="DCE6F5"/>
             <w:tcBorders>
-              <w:bottom w:val="single" w:sz="8" w:space="0" w:color="0B3D63"/>
+              <w:bottom w:val="single" w:sz="8" w:space="0" w:color="0B2A5B"/>
             </w:tcBorders>
           </w:tcPr>
           <w:p>
@@ -900,7 +900,7 @@
             <w:r>
               <w:rPr>
                 <w:b/>
-                <w:color w:val="0B3D63"/>
+                <w:color w:val="0B2A5B"/>
               </w:rPr>
               <w:t>Nome</w:t>
             </w:r>
@@ -911,7 +911,7 @@
             <w:tcW w:type="dxa" w:w="2494"/>
             <w:shd w:val="clear" w:color="auto" w:fill="DCE6F5"/>
             <w:tcBorders>
-              <w:bottom w:val="single" w:sz="8" w:space="0" w:color="0B3D63"/>
+              <w:bottom w:val="single" w:sz="8" w:space="0" w:color="0B2A5B"/>
             </w:tcBorders>
           </w:tcPr>
           <w:p>
@@ -922,7 +922,7 @@
             <w:r>
               <w:rPr>
                 <w:b/>
-                <w:color w:val="0B3D63"/>
+                <w:color w:val="0B2A5B"/>
               </w:rPr>
               <w:t>Função</w:t>
             </w:r>
@@ -933,7 +933,7 @@
             <w:tcW w:type="dxa" w:w="1928"/>
             <w:shd w:val="clear" w:color="auto" w:fill="DCE6F5"/>
             <w:tcBorders>
-              <w:bottom w:val="single" w:sz="8" w:space="0" w:color="0B3D63"/>
+              <w:bottom w:val="single" w:sz="8" w:space="0" w:color="0B2A5B"/>
             </w:tcBorders>
           </w:tcPr>
           <w:p>
@@ -944,7 +944,7 @@
             <w:r>
               <w:rPr>
                 <w:b/>
-                <w:color w:val="0B3D63"/>
+                <w:color w:val="0B2A5B"/>
               </w:rPr>
               <w:t>Especialidade</w:t>
             </w:r>
@@ -955,7 +955,7 @@
             <w:tcW w:type="dxa" w:w="2948"/>
             <w:shd w:val="clear" w:color="auto" w:fill="DCE6F5"/>
             <w:tcBorders>
-              <w:bottom w:val="single" w:sz="8" w:space="0" w:color="0B3D63"/>
+              <w:bottom w:val="single" w:sz="8" w:space="0" w:color="0B2A5B"/>
             </w:tcBorders>
           </w:tcPr>
           <w:p>
@@ -966,7 +966,7 @@
             <w:r>
               <w:rPr>
                 <w:b/>
-                <w:color w:val="0B3D63"/>
+                <w:color w:val="0B2A5B"/>
               </w:rPr>
               <w:t>Responsabilidade neste manual (manual)</w:t>
             </w:r>
@@ -1025,7 +1025,7 @@
               <w:pStyle w:val="TabelaPCMD"/>
             </w:pPr>
             <w:r>
-              <w:t>A definir</w:t>
+              <w:t>Elabora e mantém os registros</w:t>
             </w:r>
           </w:p>
         </w:tc>
@@ -1082,7 +1082,7 @@
               <w:pStyle w:val="TabelaPCMD"/>
             </w:pPr>
             <w:r>
-              <w:t>A definir</w:t>
+              <w:t>Executa e registra as tarefas</w:t>
             </w:r>
           </w:p>
         </w:tc>
@@ -1127,7 +1127,7 @@
         <w:t>Definição do profissional responsável (</w:t>
       </w:r>
       <w:r>
-        <w:t>A definir</w:t>
+        <w:t>Pessoa A</w:t>
       </w:r>
       <w:r>
         <w:t>)</w:t>
@@ -1172,7 +1172,7 @@
             <w:tcW w:type="dxa" w:w="1247"/>
             <w:shd w:val="clear" w:color="auto" w:fill="DCE6F5"/>
             <w:tcBorders>
-              <w:bottom w:val="single" w:sz="8" w:space="0" w:color="0B3D63"/>
+              <w:bottom w:val="single" w:sz="8" w:space="0" w:color="0B2A5B"/>
             </w:tcBorders>
           </w:tcPr>
           <w:p>
@@ -1183,7 +1183,7 @@
             <w:r>
               <w:rPr>
                 <w:b/>
-                <w:color w:val="0B3D63"/>
+                <w:color w:val="0B2A5B"/>
               </w:rPr>
               <w:t>Classe</w:t>
             </w:r>
@@ -1194,7 +1194,7 @@
             <w:tcW w:type="dxa" w:w="3175"/>
             <w:shd w:val="clear" w:color="auto" w:fill="DCE6F5"/>
             <w:tcBorders>
-              <w:bottom w:val="single" w:sz="8" w:space="0" w:color="0B3D63"/>
+              <w:bottom w:val="single" w:sz="8" w:space="0" w:color="0B2A5B"/>
             </w:tcBorders>
           </w:tcPr>
           <w:p>
@@ -1205,7 +1205,7 @@
             <w:r>
               <w:rPr>
                 <w:b/>
-                <w:color w:val="0B3D63"/>
+                <w:color w:val="0B2A5B"/>
               </w:rPr>
               <w:t>Estratégia predominante</w:t>
             </w:r>
@@ -1216,7 +1216,7 @@
             <w:tcW w:type="dxa" w:w="2608"/>
             <w:shd w:val="clear" w:color="auto" w:fill="DCE6F5"/>
             <w:tcBorders>
-              <w:bottom w:val="single" w:sz="8" w:space="0" w:color="0B3D63"/>
+              <w:bottom w:val="single" w:sz="8" w:space="0" w:color="0B2A5B"/>
             </w:tcBorders>
           </w:tcPr>
           <w:p>
@@ -1227,7 +1227,7 @@
             <w:r>
               <w:rPr>
                 <w:b/>
-                <w:color w:val="0B3D63"/>
+                <w:color w:val="0B2A5B"/>
               </w:rPr>
               <w:t>Prazo de atendimento</w:t>
             </w:r>
@@ -1238,7 +1238,7 @@
             <w:tcW w:type="dxa" w:w="2608"/>
             <w:shd w:val="clear" w:color="auto" w:fill="DCE6F5"/>
             <w:tcBorders>
-              <w:bottom w:val="single" w:sz="8" w:space="0" w:color="0B3D63"/>
+              <w:bottom w:val="single" w:sz="8" w:space="0" w:color="0B2A5B"/>
             </w:tcBorders>
           </w:tcPr>
           <w:p>
@@ -1249,7 +1249,7 @@
             <w:r>
               <w:rPr>
                 <w:b/>
-                <w:color w:val="0B3D63"/>
+                <w:color w:val="0B2A5B"/>
               </w:rPr>
               <w:t>Revisão do plano</w:t>
             </w:r>
@@ -1285,7 +1285,7 @@
               <w:pStyle w:val="TabelaPCMD"/>
             </w:pPr>
             <w:r>
-              <w:t>A definir</w:t>
+              <w:t>Preventiva e preditiva</w:t>
             </w:r>
           </w:p>
         </w:tc>
@@ -1298,7 +1298,7 @@
               <w:pStyle w:val="TabelaPCMD"/>
             </w:pPr>
             <w:r>
-              <w:t>A definir</w:t>
+              <w:t>Até 24 h</w:t>
             </w:r>
           </w:p>
         </w:tc>
@@ -1311,7 +1311,7 @@
               <w:pStyle w:val="TabelaPCMD"/>
             </w:pPr>
             <w:r>
-              <w:t>A definir</w:t>
+              <w:t>Semestral</w:t>
             </w:r>
           </w:p>
         </w:tc>
@@ -1345,7 +1345,7 @@
               <w:pStyle w:val="TabelaPCMD"/>
             </w:pPr>
             <w:r>
-              <w:t>A definir</w:t>
+              <w:t>Preventiva</w:t>
             </w:r>
           </w:p>
         </w:tc>
@@ -1358,7 +1358,7 @@
               <w:pStyle w:val="TabelaPCMD"/>
             </w:pPr>
             <w:r>
-              <w:t>A definir</w:t>
+              <w:t>Até 3 dias</w:t>
             </w:r>
           </w:p>
         </w:tc>
@@ -1371,7 +1371,7 @@
               <w:pStyle w:val="TabelaPCMD"/>
             </w:pPr>
             <w:r>
-              <w:t>A definir</w:t>
+              <w:t>Anual</w:t>
             </w:r>
           </w:p>
         </w:tc>
@@ -1405,7 +1405,7 @@
               <w:pStyle w:val="TabelaPCMD"/>
             </w:pPr>
             <w:r>
-              <w:t>A definir</w:t>
+              <w:t>Corretiva planejada</w:t>
             </w:r>
           </w:p>
         </w:tc>
@@ -1418,7 +1418,7 @@
               <w:pStyle w:val="TabelaPCMD"/>
             </w:pPr>
             <w:r>
-              <w:t>A definir</w:t>
+              <w:t>Até 7 dias</w:t>
             </w:r>
           </w:p>
         </w:tc>
@@ -1431,7 +1431,7 @@
               <w:pStyle w:val="TabelaPCMD"/>
             </w:pPr>
             <w:r>
-              <w:t>A definir</w:t>
+              <w:t>Anual</w:t>
             </w:r>
           </w:p>
         </w:tc>
@@ -1503,7 +1503,7 @@
         <w:t xml:space="preserve">Periodicidade de revisão da estratégia: </w:t>
       </w:r>
       <w:r>
-        <w:t>A definir</w:t>
+        <w:t>anual</w:t>
       </w:r>
       <w:r>
         <w:t>. A classe não altera automaticamente nenhuma frequência.</w:t>
@@ -1554,7 +1554,7 @@
             <w:tcW w:type="dxa" w:w="2268"/>
             <w:shd w:val="clear" w:color="auto" w:fill="DCE6F5"/>
             <w:tcBorders>
-              <w:bottom w:val="single" w:sz="8" w:space="0" w:color="0B3D63"/>
+              <w:bottom w:val="single" w:sz="8" w:space="0" w:color="0B2A5B"/>
             </w:tcBorders>
           </w:tcPr>
           <w:p>
@@ -1565,7 +1565,7 @@
             <w:r>
               <w:rPr>
                 <w:b/>
-                <w:color w:val="0B3D63"/>
+                <w:color w:val="0B2A5B"/>
               </w:rPr>
               <w:t>Regra</w:t>
             </w:r>
@@ -1576,7 +1576,7 @@
             <w:tcW w:type="dxa" w:w="7370"/>
             <w:shd w:val="clear" w:color="auto" w:fill="DCE6F5"/>
             <w:tcBorders>
-              <w:bottom w:val="single" w:sz="8" w:space="0" w:color="0B3D63"/>
+              <w:bottom w:val="single" w:sz="8" w:space="0" w:color="0B2A5B"/>
             </w:tcBorders>
           </w:tcPr>
           <w:p>
@@ -1587,7 +1587,7 @@
             <w:r>
               <w:rPr>
                 <w:b/>
-                <w:color w:val="0B3D63"/>
+                <w:color w:val="0B2A5B"/>
               </w:rPr>
               <w:t>Detalhe</w:t>
             </w:r>
@@ -1702,14 +1702,14 @@
       <w:pPr>
         <w:pStyle w:val="DestaquePCMD"/>
         <w:pBdr>
-          <w:left w:val="single" w:sz="24" w:space="6" w:color="0B3D63"/>
+          <w:left w:val="single" w:sz="24" w:space="6" w:color="0B2A5B"/>
         </w:pBdr>
         <w:shd w:val="clear" w:color="auto" w:fill="EEF2F8"/>
       </w:pPr>
       <w:r>
         <w:rPr>
           <w:rFonts w:ascii="Arial Black" w:hAnsi="Arial Black" w:cs="Arial Black"/>
-          <w:color w:val="0B3D63"/>
+          <w:color w:val="0B2A5B"/>
           <w:sz w:val="16"/>
         </w:rPr>
         <w:t xml:space="preserve">NOTA   </w:t>
@@ -1764,7 +1764,7 @@
             <w:tcW w:type="dxa" w:w="1474"/>
             <w:shd w:val="clear" w:color="auto" w:fill="DCE6F5"/>
             <w:tcBorders>
-              <w:bottom w:val="single" w:sz="8" w:space="0" w:color="0B3D63"/>
+              <w:bottom w:val="single" w:sz="8" w:space="0" w:color="0B2A5B"/>
             </w:tcBorders>
           </w:tcPr>
           <w:p>
@@ -1775,7 +1775,7 @@
             <w:r>
               <w:rPr>
                 <w:b/>
-                <w:color w:val="0B3D63"/>
+                <w:color w:val="0B2A5B"/>
               </w:rPr>
               <w:t>Etapa</w:t>
             </w:r>
@@ -1786,7 +1786,7 @@
             <w:tcW w:type="dxa" w:w="5896"/>
             <w:shd w:val="clear" w:color="auto" w:fill="DCE6F5"/>
             <w:tcBorders>
-              <w:bottom w:val="single" w:sz="8" w:space="0" w:color="0B3D63"/>
+              <w:bottom w:val="single" w:sz="8" w:space="0" w:color="0B2A5B"/>
             </w:tcBorders>
           </w:tcPr>
           <w:p>
@@ -1797,7 +1797,7 @@
             <w:r>
               <w:rPr>
                 <w:b/>
-                <w:color w:val="0B3D63"/>
+                <w:color w:val="0B2A5B"/>
               </w:rPr>
               <w:t>O que fazer</w:t>
             </w:r>
@@ -1808,7 +1808,7 @@
             <w:tcW w:type="dxa" w:w="2268"/>
             <w:shd w:val="clear" w:color="auto" w:fill="DCE6F5"/>
             <w:tcBorders>
-              <w:bottom w:val="single" w:sz="8" w:space="0" w:color="0B3D63"/>
+              <w:bottom w:val="single" w:sz="8" w:space="0" w:color="0B2A5B"/>
             </w:tcBorders>
           </w:tcPr>
           <w:p>
@@ -1819,7 +1819,7 @@
             <w:r>
               <w:rPr>
                 <w:b/>
-                <w:color w:val="0B3D63"/>
+                <w:color w:val="0B2A5B"/>
               </w:rPr>
               <w:t>Onde</w:t>
             </w:r>
@@ -2126,7 +2126,7 @@
             <w:tcW w:type="dxa" w:w="2381"/>
             <w:shd w:val="clear" w:color="auto" w:fill="DCE6F5"/>
             <w:tcBorders>
-              <w:bottom w:val="single" w:sz="8" w:space="0" w:color="0B3D63"/>
+              <w:bottom w:val="single" w:sz="8" w:space="0" w:color="0B2A5B"/>
             </w:tcBorders>
           </w:tcPr>
           <w:p>
@@ -2137,7 +2137,7 @@
             <w:r>
               <w:rPr>
                 <w:b/>
-                <w:color w:val="0B3D63"/>
+                <w:color w:val="0B2A5B"/>
               </w:rPr>
               <w:t>Indicador</w:t>
             </w:r>
@@ -2148,7 +2148,7 @@
             <w:tcW w:type="dxa" w:w="5443"/>
             <w:shd w:val="clear" w:color="auto" w:fill="DCE6F5"/>
             <w:tcBorders>
-              <w:bottom w:val="single" w:sz="8" w:space="0" w:color="0B3D63"/>
+              <w:bottom w:val="single" w:sz="8" w:space="0" w:color="0B2A5B"/>
             </w:tcBorders>
           </w:tcPr>
           <w:p>
@@ -2159,7 +2159,7 @@
             <w:r>
               <w:rPr>
                 <w:b/>
-                <w:color w:val="0B3D63"/>
+                <w:color w:val="0B2A5B"/>
               </w:rPr>
               <w:t>Regra explícita</w:t>
             </w:r>
@@ -2170,7 +2170,7 @@
             <w:tcW w:type="dxa" w:w="1814"/>
             <w:shd w:val="clear" w:color="auto" w:fill="DCE6F5"/>
             <w:tcBorders>
-              <w:bottom w:val="single" w:sz="8" w:space="0" w:color="0B3D63"/>
+              <w:bottom w:val="single" w:sz="8" w:space="0" w:color="0B2A5B"/>
             </w:tcBorders>
           </w:tcPr>
           <w:p>
@@ -2181,7 +2181,7 @@
             <w:r>
               <w:rPr>
                 <w:b/>
-                <w:color w:val="0B3D63"/>
+                <w:color w:val="0B2A5B"/>
               </w:rPr>
               <w:t>Meta</w:t>
             </w:r>
@@ -2391,7 +2391,7 @@
         <w:t xml:space="preserve">A estratégia é revisada na periodicidade </w:t>
       </w:r>
       <w:r>
-        <w:t>A definir</w:t>
+        <w:t>anual</w:t>
       </w:r>
       <w:r>
         <w:t xml:space="preserve"> e sempre que mudarem o ativo, a criticidade, o histórico de falhas ou as referências. Cada revisão entra no histórico abaixo e na lista mestra (PCMD-01).</w:t>
@@ -2443,7 +2443,7 @@
             <w:tcW w:type="dxa" w:w="567"/>
             <w:shd w:val="clear" w:color="auto" w:fill="DCE6F5"/>
             <w:tcBorders>
-              <w:bottom w:val="single" w:sz="8" w:space="0" w:color="0B3D63"/>
+              <w:bottom w:val="single" w:sz="8" w:space="0" w:color="0B2A5B"/>
             </w:tcBorders>
           </w:tcPr>
           <w:p>
@@ -2454,7 +2454,7 @@
             <w:r>
               <w:rPr>
                 <w:b/>
-                <w:color w:val="0B3D63"/>
+                <w:color w:val="0B2A5B"/>
               </w:rPr>
               <w:t>Nº</w:t>
             </w:r>
@@ -2465,7 +2465,7 @@
             <w:tcW w:type="dxa" w:w="6520"/>
             <w:shd w:val="clear" w:color="auto" w:fill="DCE6F5"/>
             <w:tcBorders>
-              <w:bottom w:val="single" w:sz="8" w:space="0" w:color="0B3D63"/>
+              <w:bottom w:val="single" w:sz="8" w:space="0" w:color="0B2A5B"/>
             </w:tcBorders>
           </w:tcPr>
           <w:p>
@@ -2476,7 +2476,7 @@
             <w:r>
               <w:rPr>
                 <w:b/>
-                <w:color w:val="0B3D63"/>
+                <w:color w:val="0B2A5B"/>
               </w:rPr>
               <w:t>Item de conferência</w:t>
             </w:r>
@@ -2487,7 +2487,7 @@
             <w:tcW w:type="dxa" w:w="2551"/>
             <w:shd w:val="clear" w:color="auto" w:fill="DCE6F5"/>
             <w:tcBorders>
-              <w:bottom w:val="single" w:sz="8" w:space="0" w:color="0B3D63"/>
+              <w:bottom w:val="single" w:sz="8" w:space="0" w:color="0B2A5B"/>
             </w:tcBorders>
           </w:tcPr>
           <w:p>
@@ -2498,7 +2498,7 @@
             <w:r>
               <w:rPr>
                 <w:b/>
-                <w:color w:val="0B3D63"/>
+                <w:color w:val="0B2A5B"/>
               </w:rPr>
               <w:t>Conferido por / data</w:t>
             </w:r>
@@ -2805,7 +2805,7 @@
             <w:r>
               <w:rPr>
                 <w:b/>
-                <w:color w:val="0B3D63"/>
+                <w:color w:val="0B2A5B"/>
               </w:rPr>
               <w:t>Situação</w:t>
             </w:r>
@@ -2836,7 +2836,7 @@
             <w:r>
               <w:rPr>
                 <w:b/>
-                <w:color w:val="0B3D63"/>
+                <w:color w:val="0B2A5B"/>
               </w:rPr>
               <w:t>Próxima revisão</w:t>
             </w:r>
@@ -2872,7 +2872,7 @@
             <w:r>
               <w:rPr>
                 <w:b/>
-                <w:color w:val="0B3D63"/>
+                <w:color w:val="0B2A5B"/>
               </w:rPr>
               <w:t>Origem dos dados</w:t>
             </w:r>
@@ -2903,7 +2903,7 @@
             <w:r>
               <w:rPr>
                 <w:b/>
-                <w:color w:val="0B3D63"/>
+                <w:color w:val="0B2A5B"/>
               </w:rPr>
               <w:t>Data de emissão</w:t>
             </w:r>
@@ -2962,7 +2962,7 @@
             <w:tcW w:type="dxa" w:w="3402"/>
             <w:shd w:val="clear" w:color="auto" w:fill="DCE6F5"/>
             <w:tcBorders>
-              <w:bottom w:val="single" w:sz="8" w:space="0" w:color="0B3D63"/>
+              <w:bottom w:val="single" w:sz="8" w:space="0" w:color="0B2A5B"/>
             </w:tcBorders>
           </w:tcPr>
           <w:p>
@@ -2973,7 +2973,7 @@
             <w:r>
               <w:rPr>
                 <w:b/>
-                <w:color w:val="0B3D63"/>
+                <w:color w:val="0B2A5B"/>
               </w:rPr>
               <w:t>Registro</w:t>
             </w:r>
@@ -2984,7 +2984,7 @@
             <w:tcW w:type="dxa" w:w="6236"/>
             <w:shd w:val="clear" w:color="auto" w:fill="DCE6F5"/>
             <w:tcBorders>
-              <w:bottom w:val="single" w:sz="8" w:space="0" w:color="0B3D63"/>
+              <w:bottom w:val="single" w:sz="8" w:space="0" w:color="0B2A5B"/>
             </w:tcBorders>
           </w:tcPr>
           <w:p>
@@ -2995,7 +2995,7 @@
             <w:r>
               <w:rPr>
                 <w:b/>
-                <w:color w:val="0B3D63"/>
+                <w:color w:val="0B2A5B"/>
               </w:rPr>
               <w:t>Onde fica</w:t>
             </w:r>
@@ -3171,7 +3171,7 @@
             <w:tcW w:type="dxa" w:w="1134"/>
             <w:shd w:val="clear" w:color="auto" w:fill="DCE6F5"/>
             <w:tcBorders>
-              <w:bottom w:val="single" w:sz="8" w:space="0" w:color="0B3D63"/>
+              <w:bottom w:val="single" w:sz="8" w:space="0" w:color="0B2A5B"/>
             </w:tcBorders>
           </w:tcPr>
           <w:p>
@@ -3182,7 +3182,7 @@
             <w:r>
               <w:rPr>
                 <w:b/>
-                <w:color w:val="0B3D63"/>
+                <w:color w:val="0B2A5B"/>
               </w:rPr>
               <w:t>Revisão</w:t>
             </w:r>
@@ -3193,7 +3193,7 @@
             <w:tcW w:type="dxa" w:w="1587"/>
             <w:shd w:val="clear" w:color="auto" w:fill="DCE6F5"/>
             <w:tcBorders>
-              <w:bottom w:val="single" w:sz="8" w:space="0" w:color="0B3D63"/>
+              <w:bottom w:val="single" w:sz="8" w:space="0" w:color="0B2A5B"/>
             </w:tcBorders>
           </w:tcPr>
           <w:p>
@@ -3204,7 +3204,7 @@
             <w:r>
               <w:rPr>
                 <w:b/>
-                <w:color w:val="0B3D63"/>
+                <w:color w:val="0B2A5B"/>
               </w:rPr>
               <w:t>Data</w:t>
             </w:r>
@@ -3215,7 +3215,7 @@
             <w:tcW w:type="dxa" w:w="4649"/>
             <w:shd w:val="clear" w:color="auto" w:fill="DCE6F5"/>
             <w:tcBorders>
-              <w:bottom w:val="single" w:sz="8" w:space="0" w:color="0B3D63"/>
+              <w:bottom w:val="single" w:sz="8" w:space="0" w:color="0B2A5B"/>
             </w:tcBorders>
           </w:tcPr>
           <w:p>
@@ -3226,7 +3226,7 @@
             <w:r>
               <w:rPr>
                 <w:b/>
-                <w:color w:val="0B3D63"/>
+                <w:color w:val="0B2A5B"/>
               </w:rPr>
               <w:t>Descrição da mudança</w:t>
             </w:r>
@@ -3237,7 +3237,7 @@
             <w:tcW w:type="dxa" w:w="2268"/>
             <w:shd w:val="clear" w:color="auto" w:fill="DCE6F5"/>
             <w:tcBorders>
-              <w:bottom w:val="single" w:sz="8" w:space="0" w:color="0B3D63"/>
+              <w:bottom w:val="single" w:sz="8" w:space="0" w:color="0B2A5B"/>
             </w:tcBorders>
           </w:tcPr>
           <w:p>
@@ -3248,7 +3248,7 @@
             <w:r>
               <w:rPr>
                 <w:b/>
-                <w:color w:val="0B3D63"/>
+                <w:color w:val="0B2A5B"/>
               </w:rPr>
               <w:t>Responsável</w:t>
             </w:r>
@@ -3392,7 +3392,7 @@
             <w:tcW w:type="dxa" w:w="1361"/>
             <w:shd w:val="clear" w:color="auto" w:fill="DCE6F5"/>
             <w:tcBorders>
-              <w:bottom w:val="single" w:sz="8" w:space="0" w:color="0B3D63"/>
+              <w:bottom w:val="single" w:sz="8" w:space="0" w:color="0B2A5B"/>
             </w:tcBorders>
           </w:tcPr>
           <w:p>
@@ -3403,7 +3403,7 @@
             <w:r>
               <w:rPr>
                 <w:b/>
-                <w:color w:val="0B3D63"/>
+                <w:color w:val="0B2A5B"/>
               </w:rPr>
               <w:t>TAG</w:t>
             </w:r>
@@ -3414,7 +3414,7 @@
             <w:tcW w:type="dxa" w:w="964"/>
             <w:shd w:val="clear" w:color="auto" w:fill="DCE6F5"/>
             <w:tcBorders>
-              <w:bottom w:val="single" w:sz="8" w:space="0" w:color="0B3D63"/>
+              <w:bottom w:val="single" w:sz="8" w:space="0" w:color="0B2A5B"/>
             </w:tcBorders>
           </w:tcPr>
           <w:p>
@@ -3425,7 +3425,7 @@
             <w:r>
               <w:rPr>
                 <w:b/>
-                <w:color w:val="0B3D63"/>
+                <w:color w:val="0B2A5B"/>
               </w:rPr>
               <w:t>ID tarefa</w:t>
             </w:r>
@@ -3436,7 +3436,7 @@
             <w:tcW w:type="dxa" w:w="3742"/>
             <w:shd w:val="clear" w:color="auto" w:fill="DCE6F5"/>
             <w:tcBorders>
-              <w:bottom w:val="single" w:sz="8" w:space="0" w:color="0B3D63"/>
+              <w:bottom w:val="single" w:sz="8" w:space="0" w:color="0B2A5B"/>
             </w:tcBorders>
           </w:tcPr>
           <w:p>
@@ -3447,7 +3447,7 @@
             <w:r>
               <w:rPr>
                 <w:b/>
-                <w:color w:val="0B3D63"/>
+                <w:color w:val="0B2A5B"/>
               </w:rPr>
               <w:t>Atividade</w:t>
             </w:r>
@@ -3458,7 +3458,7 @@
             <w:tcW w:type="dxa" w:w="1247"/>
             <w:shd w:val="clear" w:color="auto" w:fill="DCE6F5"/>
             <w:tcBorders>
-              <w:bottom w:val="single" w:sz="8" w:space="0" w:color="0B3D63"/>
+              <w:bottom w:val="single" w:sz="8" w:space="0" w:color="0B2A5B"/>
             </w:tcBorders>
           </w:tcPr>
           <w:p>
@@ -3469,7 +3469,7 @@
             <w:r>
               <w:rPr>
                 <w:b/>
-                <w:color w:val="0B3D63"/>
+                <w:color w:val="0B2A5B"/>
               </w:rPr>
               <w:t>Frequência</w:t>
             </w:r>
@@ -3480,7 +3480,7 @@
             <w:tcW w:type="dxa" w:w="1531"/>
             <w:shd w:val="clear" w:color="auto" w:fill="DCE6F5"/>
             <w:tcBorders>
-              <w:bottom w:val="single" w:sz="8" w:space="0" w:color="0B3D63"/>
+              <w:bottom w:val="single" w:sz="8" w:space="0" w:color="0B2A5B"/>
             </w:tcBorders>
           </w:tcPr>
           <w:p>
@@ -3491,7 +3491,7 @@
             <w:r>
               <w:rPr>
                 <w:b/>
-                <w:color w:val="0B3D63"/>
+                <w:color w:val="0B2A5B"/>
               </w:rPr>
               <w:t>Especialidade</w:t>
             </w:r>
@@ -3502,7 +3502,7 @@
             <w:tcW w:type="dxa" w:w="1134"/>
             <w:shd w:val="clear" w:color="auto" w:fill="DCE6F5"/>
             <w:tcBorders>
-              <w:bottom w:val="single" w:sz="8" w:space="0" w:color="0B3D63"/>
+              <w:bottom w:val="single" w:sz="8" w:space="0" w:color="0B2A5B"/>
             </w:tcBorders>
           </w:tcPr>
           <w:p>
@@ -3513,7 +3513,7 @@
             <w:r>
               <w:rPr>
                 <w:b/>
-                <w:color w:val="0B3D63"/>
+                <w:color w:val="0B2A5B"/>
               </w:rPr>
               <w:t>Duração (h)</w:t>
             </w:r>
@@ -3524,7 +3524,7 @@
             <w:tcW w:type="dxa" w:w="1304"/>
             <w:shd w:val="clear" w:color="auto" w:fill="DCE6F5"/>
             <w:tcBorders>
-              <w:bottom w:val="single" w:sz="8" w:space="0" w:color="0B3D63"/>
+              <w:bottom w:val="single" w:sz="8" w:space="0" w:color="0B2A5B"/>
             </w:tcBorders>
           </w:tcPr>
           <w:p>
@@ -3535,7 +3535,7 @@
             <w:r>
               <w:rPr>
                 <w:b/>
-                <w:color w:val="0B3D63"/>
+                <w:color w:val="0B2A5B"/>
               </w:rPr>
               <w:t>Segurança</w:t>
             </w:r>
@@ -3546,7 +3546,7 @@
             <w:tcW w:type="dxa" w:w="1928"/>
             <w:shd w:val="clear" w:color="auto" w:fill="DCE6F5"/>
             <w:tcBorders>
-              <w:bottom w:val="single" w:sz="8" w:space="0" w:color="0B3D63"/>
+              <w:bottom w:val="single" w:sz="8" w:space="0" w:color="0B2A5B"/>
             </w:tcBorders>
           </w:tcPr>
           <w:p>
@@ -3557,7 +3557,7 @@
             <w:r>
               <w:rPr>
                 <w:b/>
-                <w:color w:val="0B3D63"/>
+                <w:color w:val="0B2A5B"/>
               </w:rPr>
               <w:t>Origem / versão</w:t>
             </w:r>
@@ -3568,7 +3568,7 @@
             <w:tcW w:type="dxa" w:w="1361"/>
             <w:shd w:val="clear" w:color="auto" w:fill="DCE6F5"/>
             <w:tcBorders>
-              <w:bottom w:val="single" w:sz="8" w:space="0" w:color="0B3D63"/>
+              <w:bottom w:val="single" w:sz="8" w:space="0" w:color="0B2A5B"/>
             </w:tcBorders>
           </w:tcPr>
           <w:p>
@@ -3579,7 +3579,7 @@
             <w:r>
               <w:rPr>
                 <w:b/>
-                <w:color w:val="0B3D63"/>
+                <w:color w:val="0B2A5B"/>
               </w:rPr>
               <w:t>Responsável</w:t>
             </w:r>
@@ -8517,7 +8517,7 @@
       <w:pStyle w:val="Header"/>
       <w:spacing w:before="0" w:after="0" w:lineRule="exact" w:line="340"/>
       <w:jc w:val="center"/>
-      <w:shd w:val="clear" w:color="auto" w:fill="0B3D63"/>
+      <w:shd w:val="clear" w:color="auto" w:fill="0B2A5B"/>
     </w:pPr>
     <w:r>
       <w:rPr>
@@ -8972,7 +8972,7 @@
       <w:jc w:val="left"/>
       <w:outlineLvl w:val="0"/>
       <w:pBdr>
-        <w:bottom w:val="single" w:sz="6" w:space="2" w:color="0B3D63"/>
+        <w:bottom w:val="single" w:sz="6" w:space="2" w:color="0B2A5B"/>
       </w:pBdr>
     </w:pPr>
     <w:rPr>
@@ -8980,7 +8980,7 @@
       <w:b w:val="0"/>
       <w:bCs/>
       <w:i w:val="0"/>
-      <w:color w:val="0B3D63"/>
+      <w:color w:val="0B2A5B"/>
       <w:sz w:val="22"/>
       <w:szCs w:val="28"/>
     </w:rPr>
@@ -9006,7 +9006,7 @@
       <w:b/>
       <w:bCs/>
       <w:i w:val="0"/>
-      <w:color w:val="0B3D63"/>
+      <w:color w:val="0B2A5B"/>
       <w:sz w:val="21"/>
       <w:szCs w:val="26"/>
     </w:rPr>
@@ -9032,7 +9032,7 @@
       <w:b/>
       <w:bCs/>
       <w:i w:val="0"/>
-      <w:color w:val="0B3D63"/>
+      <w:color w:val="0B2A5B"/>
       <w:sz w:val="20"/>
     </w:rPr>
   </w:style>

--- a/public/modelos/PCMD-W2-Manual-Estrategia-Manutencao-Exemplo.docx
+++ b/public/modelos/PCMD-W2-Manual-Estrategia-Manutencao-Exemplo.docx
@@ -8375,7 +8375,7 @@
           <w:r>
             <w:drawing>
               <wp:inline xmlns:a="http://schemas.openxmlformats.org/drawingml/2006/main" xmlns:pic="http://schemas.openxmlformats.org/drawingml/2006/picture">
-                <wp:extent cx="1512000" cy="353516"/>
+                <wp:extent cx="1221418" cy="353516"/>
                 <wp:docPr id="1" name="Picture 1"/>
                 <wp:cNvGraphicFramePr>
                   <a:graphicFrameLocks noChangeAspect="1"/>
@@ -8396,7 +8396,7 @@
                       <pic:spPr>
                         <a:xfrm>
                           <a:off x="0" y="0"/>
-                          <a:ext cx="1512000" cy="353516"/>
+                          <a:ext cx="1221418" cy="353516"/>
                         </a:xfrm>
                         <a:prstGeom prst="rect"/>
                       </pic:spPr>
